--- a/Aicraft Performance Simulation/AAE451_DBF_A9_Assumptions.docx
+++ b/Aicraft Performance Simulation/AAE451_DBF_A9_Assumptions.docx
@@ -238,10 +238,10 @@
         <w:rPr>
           <w:b/>
         </w:rPr>
-        <w:t>14. Best-endurance speed comes out equal to stall speed</w:t>
-      </w:r>
-      <w:r>
-        <w:t xml:space="preserve"> -- Not a search artifact: the trimmed polar's minimum-drag point sits essentially at CL=0 (item 3), which for this aircraft's wing loading falls below the stall CL -- so power required is already climbing throughout the entire valid (CL &lt;= CL_max) speed range, and the true minimum within that range sits right at its left edge, V_S. In other words, there is no loiter speed cushion above stall for this aircraft as currently sized; flying any slower would stall it.</w:t>
+        <w:t>14. Best-endurance speed is a genuine interior minimum, not pinned at stall</w:t>
+      </w:r>
+      <w:r>
+        <w:t xml:space="preserve"> -- An earlier version of this analysis found the best-endurance speed landing exactly at V_S and initially treated that as a real aerodynamic result. It was not: V_sweep's starting point was the raw Excel params.performance.V_S, which is an independently-set value and is not guaranteed to be self-consistent with CL_max/MTOW/S/rho -- the same inconsistency already documented for the V-n diagram (Structures). That mismatch clipped CL to CL_max over a short stretch just above the nominal V_S, flattening the power-required curve there and making its true (lower, self-consistent) minimum look like it sat at the sweep's edge. Fixed by computing V_S locally here the same self-consistent way (sqrt(2 MTOW/(rho S CL_max))) instead of reading the Excel value. With that fixed, best endurance now comes out as a genuine interior minimum: 11.3 m/s by airframe power, 12.8 m/s by electrical power -- both comfortably above stall, as expected.</w:t>
       </w:r>
     </w:p>
     <w:p>
@@ -767,7 +767,7 @@
     <w:link w:val="Heading1Char"/>
     <w:uiPriority w:val="9"/>
     <w:qFormat/>
-    <w:rsid w:val="0000731A"/>
+    <w:rsid w:val="00170865"/>
     <w:pPr>
       <w:keepNext/>
       <w:keepLines/>
@@ -790,7 +790,7 @@
     <w:semiHidden/>
     <w:unhideWhenUsed/>
     <w:qFormat/>
-    <w:rsid w:val="0000731A"/>
+    <w:rsid w:val="00170865"/>
     <w:pPr>
       <w:keepNext/>
       <w:keepLines/>
@@ -813,7 +813,7 @@
     <w:semiHidden/>
     <w:unhideWhenUsed/>
     <w:qFormat/>
-    <w:rsid w:val="0000731A"/>
+    <w:rsid w:val="00170865"/>
     <w:pPr>
       <w:keepNext/>
       <w:keepLines/>
@@ -836,7 +836,7 @@
     <w:semiHidden/>
     <w:unhideWhenUsed/>
     <w:qFormat/>
-    <w:rsid w:val="0000731A"/>
+    <w:rsid w:val="00170865"/>
     <w:pPr>
       <w:keepNext/>
       <w:keepLines/>
@@ -859,7 +859,7 @@
     <w:semiHidden/>
     <w:unhideWhenUsed/>
     <w:qFormat/>
-    <w:rsid w:val="0000731A"/>
+    <w:rsid w:val="00170865"/>
     <w:pPr>
       <w:keepNext/>
       <w:keepLines/>
@@ -880,7 +880,7 @@
     <w:semiHidden/>
     <w:unhideWhenUsed/>
     <w:qFormat/>
-    <w:rsid w:val="0000731A"/>
+    <w:rsid w:val="00170865"/>
     <w:pPr>
       <w:keepNext/>
       <w:keepLines/>
@@ -903,7 +903,7 @@
     <w:semiHidden/>
     <w:unhideWhenUsed/>
     <w:qFormat/>
-    <w:rsid w:val="0000731A"/>
+    <w:rsid w:val="00170865"/>
     <w:pPr>
       <w:keepNext/>
       <w:keepLines/>
@@ -924,7 +924,7 @@
     <w:semiHidden/>
     <w:unhideWhenUsed/>
     <w:qFormat/>
-    <w:rsid w:val="0000731A"/>
+    <w:rsid w:val="00170865"/>
     <w:pPr>
       <w:keepNext/>
       <w:keepLines/>
@@ -947,7 +947,7 @@
     <w:semiHidden/>
     <w:unhideWhenUsed/>
     <w:qFormat/>
-    <w:rsid w:val="0000731A"/>
+    <w:rsid w:val="00170865"/>
     <w:pPr>
       <w:keepNext/>
       <w:keepLines/>
@@ -991,7 +991,7 @@
     <w:basedOn w:val="DefaultParagraphFont"/>
     <w:link w:val="Heading1"/>
     <w:uiPriority w:val="9"/>
-    <w:rsid w:val="0000731A"/>
+    <w:rsid w:val="00170865"/>
     <w:rPr>
       <w:rFonts w:asciiTheme="majorHAnsi" w:eastAsiaTheme="majorEastAsia" w:hAnsiTheme="majorHAnsi" w:cstheme="majorBidi"/>
       <w:color w:val="0F4761" w:themeColor="accent1" w:themeShade="BF"/>
@@ -1005,7 +1005,7 @@
     <w:link w:val="Heading2"/>
     <w:uiPriority w:val="9"/>
     <w:semiHidden/>
-    <w:rsid w:val="0000731A"/>
+    <w:rsid w:val="00170865"/>
     <w:rPr>
       <w:rFonts w:asciiTheme="majorHAnsi" w:eastAsiaTheme="majorEastAsia" w:hAnsiTheme="majorHAnsi" w:cstheme="majorBidi"/>
       <w:color w:val="0F4761" w:themeColor="accent1" w:themeShade="BF"/>
@@ -1019,7 +1019,7 @@
     <w:link w:val="Heading3"/>
     <w:uiPriority w:val="9"/>
     <w:semiHidden/>
-    <w:rsid w:val="0000731A"/>
+    <w:rsid w:val="00170865"/>
     <w:rPr>
       <w:rFonts w:eastAsiaTheme="majorEastAsia" w:cstheme="majorBidi"/>
       <w:color w:val="0F4761" w:themeColor="accent1" w:themeShade="BF"/>
@@ -1033,7 +1033,7 @@
     <w:link w:val="Heading4"/>
     <w:uiPriority w:val="9"/>
     <w:semiHidden/>
-    <w:rsid w:val="0000731A"/>
+    <w:rsid w:val="00170865"/>
     <w:rPr>
       <w:rFonts w:eastAsiaTheme="majorEastAsia" w:cstheme="majorBidi"/>
       <w:i/>
@@ -1047,7 +1047,7 @@
     <w:link w:val="Heading5"/>
     <w:uiPriority w:val="9"/>
     <w:semiHidden/>
-    <w:rsid w:val="0000731A"/>
+    <w:rsid w:val="00170865"/>
     <w:rPr>
       <w:rFonts w:eastAsiaTheme="majorEastAsia" w:cstheme="majorBidi"/>
       <w:color w:val="0F4761" w:themeColor="accent1" w:themeShade="BF"/>
@@ -1059,7 +1059,7 @@
     <w:link w:val="Heading6"/>
     <w:uiPriority w:val="9"/>
     <w:semiHidden/>
-    <w:rsid w:val="0000731A"/>
+    <w:rsid w:val="00170865"/>
     <w:rPr>
       <w:rFonts w:eastAsiaTheme="majorEastAsia" w:cstheme="majorBidi"/>
       <w:i/>
@@ -1073,7 +1073,7 @@
     <w:link w:val="Heading7"/>
     <w:uiPriority w:val="9"/>
     <w:semiHidden/>
-    <w:rsid w:val="0000731A"/>
+    <w:rsid w:val="00170865"/>
     <w:rPr>
       <w:rFonts w:eastAsiaTheme="majorEastAsia" w:cstheme="majorBidi"/>
       <w:color w:val="595959" w:themeColor="text1" w:themeTint="A6"/>
@@ -1085,7 +1085,7 @@
     <w:link w:val="Heading8"/>
     <w:uiPriority w:val="9"/>
     <w:semiHidden/>
-    <w:rsid w:val="0000731A"/>
+    <w:rsid w:val="00170865"/>
     <w:rPr>
       <w:rFonts w:eastAsiaTheme="majorEastAsia" w:cstheme="majorBidi"/>
       <w:i/>
@@ -1099,7 +1099,7 @@
     <w:link w:val="Heading9"/>
     <w:uiPriority w:val="9"/>
     <w:semiHidden/>
-    <w:rsid w:val="0000731A"/>
+    <w:rsid w:val="00170865"/>
     <w:rPr>
       <w:rFonts w:eastAsiaTheme="majorEastAsia" w:cstheme="majorBidi"/>
       <w:color w:val="272727" w:themeColor="text1" w:themeTint="D8"/>
@@ -1112,7 +1112,7 @@
     <w:link w:val="TitleChar"/>
     <w:uiPriority w:val="10"/>
     <w:qFormat/>
-    <w:rsid w:val="0000731A"/>
+    <w:rsid w:val="00170865"/>
     <w:pPr>
       <w:spacing w:after="80" w:line="240" w:lineRule="auto"/>
       <w:contextualSpacing/>
@@ -1130,7 +1130,7 @@
     <w:basedOn w:val="DefaultParagraphFont"/>
     <w:link w:val="Title"/>
     <w:uiPriority w:val="10"/>
-    <w:rsid w:val="0000731A"/>
+    <w:rsid w:val="00170865"/>
     <w:rPr>
       <w:rFonts w:asciiTheme="majorHAnsi" w:eastAsiaTheme="majorEastAsia" w:hAnsiTheme="majorHAnsi" w:cstheme="majorBidi"/>
       <w:spacing w:val="-10"/>
@@ -1146,7 +1146,7 @@
     <w:link w:val="SubtitleChar"/>
     <w:uiPriority w:val="11"/>
     <w:qFormat/>
-    <w:rsid w:val="0000731A"/>
+    <w:rsid w:val="00170865"/>
     <w:pPr>
       <w:numPr>
         <w:ilvl w:val="1"/>
@@ -1165,7 +1165,7 @@
     <w:basedOn w:val="DefaultParagraphFont"/>
     <w:link w:val="Subtitle"/>
     <w:uiPriority w:val="11"/>
-    <w:rsid w:val="0000731A"/>
+    <w:rsid w:val="00170865"/>
     <w:rPr>
       <w:rFonts w:eastAsiaTheme="majorEastAsia" w:cstheme="majorBidi"/>
       <w:color w:val="595959" w:themeColor="text1" w:themeTint="A6"/>
@@ -1181,7 +1181,7 @@
     <w:link w:val="QuoteChar"/>
     <w:uiPriority w:val="29"/>
     <w:qFormat/>
-    <w:rsid w:val="0000731A"/>
+    <w:rsid w:val="00170865"/>
     <w:pPr>
       <w:spacing w:before="160"/>
       <w:jc w:val="center"/>
@@ -1197,7 +1197,7 @@
     <w:basedOn w:val="DefaultParagraphFont"/>
     <w:link w:val="Quote"/>
     <w:uiPriority w:val="29"/>
-    <w:rsid w:val="0000731A"/>
+    <w:rsid w:val="00170865"/>
     <w:rPr>
       <w:i/>
       <w:iCs/>
@@ -1209,7 +1209,7 @@
     <w:basedOn w:val="Normal"/>
     <w:uiPriority w:val="34"/>
     <w:qFormat/>
-    <w:rsid w:val="0000731A"/>
+    <w:rsid w:val="00170865"/>
     <w:pPr>
       <w:ind w:left="720"/>
       <w:contextualSpacing/>
@@ -1220,7 +1220,7 @@
     <w:basedOn w:val="DefaultParagraphFont"/>
     <w:uiPriority w:val="21"/>
     <w:qFormat/>
-    <w:rsid w:val="0000731A"/>
+    <w:rsid w:val="00170865"/>
     <w:rPr>
       <w:i/>
       <w:iCs/>
@@ -1234,7 +1234,7 @@
     <w:link w:val="IntenseQuoteChar"/>
     <w:uiPriority w:val="30"/>
     <w:qFormat/>
-    <w:rsid w:val="0000731A"/>
+    <w:rsid w:val="00170865"/>
     <w:pPr>
       <w:pBdr>
         <w:top w:val="single" w:sz="4" w:space="10" w:color="0F4761" w:themeColor="accent1" w:themeShade="BF"/>
@@ -1255,7 +1255,7 @@
     <w:basedOn w:val="DefaultParagraphFont"/>
     <w:link w:val="IntenseQuote"/>
     <w:uiPriority w:val="30"/>
-    <w:rsid w:val="0000731A"/>
+    <w:rsid w:val="00170865"/>
     <w:rPr>
       <w:i/>
       <w:iCs/>
@@ -1267,7 +1267,7 @@
     <w:basedOn w:val="DefaultParagraphFont"/>
     <w:uiPriority w:val="32"/>
     <w:qFormat/>
-    <w:rsid w:val="0000731A"/>
+    <w:rsid w:val="00170865"/>
     <w:rPr>
       <w:b/>
       <w:bCs/>

--- a/Aicraft Performance Simulation/AAE451_DBF_A9_Assumptions.docx
+++ b/Aicraft Performance Simulation/AAE451_DBF_A9_Assumptions.docx
@@ -12,7 +12,7 @@
     </w:p>
     <w:p>
       <w:r>
-        <w:t>This document lists the engineering assumptions and modelling choices made while building Deliverables 1-5 of A9 (the two models, take-off, climb, cruise, and turn), so the team can check them against the real RFP rules and the aircraft's actual hardware before the results go in the slide deck. Source files: PropulsionDragModel.m, TakeoffPerformance.m, ClimbPerformance.m, CruisePerformance.m, TurnPerformance.m (Aicraft Performance Simulation folder).</w:t>
+        <w:t>This document lists the engineering assumptions and modelling choices made while building Deliverables 1-9 of A9 (the two models, take-off, climb, cruise, turn, mission simulation, assumption validation, maximum payload, and requirements validation), so the team can check them against the real RFP rules and the aircraft's actual hardware before the results go in the slide deck. Source files: PropulsionDragModel.m, TakeoffPerformance.m, ClimbPerformance.m, CruisePerformance.m, TurnPerformance.m, MissionSimulation.m, AssumptionValidation.m, MaxPayloadSweep.m, RequirementsValidation.m (Aicraft Performance Simulation folder).</w:t>
       </w:r>
     </w:p>
     <w:p/>
@@ -35,7 +35,7 @@
         <w:t>1. Throttle-cap limits are placeholders, not real numbers</w:t>
       </w:r>
       <w:r>
-        <w:t xml:space="preserve"> -- P_limit_RFP = 600 W, P_motor_rated = 700 W, and I_motor_limit = 50 A (SizingParams.xlsx, added for A9) are invented so the simulation runs sensibly -- we do not have the team's actual RFP power-limit rule or the selected motor's datasheet continuous-power and current ratings. Our first guesses (100 W / 300 W / 20 A) turned out to be physically impossible for this motor-propeller combination: it draws about 741 W at static full throttle, so those limits would have made the aircraft unable to taxi, let alone fly. These higher placeholders let the demonstration run end to end, but every number downstream of the throttle cap (available thrust and power above roughly walking pace, and therefore take-off, climb, cruise, and turn) should be re-checked once the real limits are in.</w:t>
+        <w:t xml:space="preserve"> -- P_limit_RFP = 600 W, P_motor_rated = 700 W, and I_motor_limit = 50 A (SizingParams.xlsx, added for A9) are invented so the simulation runs sensibly -- we do not have the selected motor's datasheet continuous-power and current ratings. Our first guesses (100 W / 300 W / 20 A) turned out to be physically impossible for this motor-propeller combination: it draws about 741 W at static full throttle, so those limits would have made the aircraft unable to taxi, let alone fly. IMPORTANT UPDATE (Deliverable 6): P_limit_RFP is NOT actually unknown -- Team01_Requirements.slreqx, R21 states the aircraft's propulsion system shall not draw more than 1000 W of electrical power at any point in the mission. SizingParams.xlsx's P_limit_RFP cell still reads 600 W as of this document; it should be corrected to 1000 W (row 106, column C). P_motor_rated and I_motor_limit remain genuine placeholders -- the motor's real datasheet ratings are still unconfirmed.</w:t>
       </w:r>
     </w:p>
     <w:p>
@@ -49,7 +49,7 @@
         <w:t>2. Propulsion model solves the full torque balance at every airspeed, not just statically</w:t>
       </w:r>
       <w:r>
-        <w:t xml:space="preserve"> -- PropulsionSizing.m (A7/A8) only solves the motor/propeller equilibrium at V=0 and then scales that static RPM by the throttle fraction, holding it constant across the airspeed sweep. A9's take-off/climb/cruise/turn calculations need accurate thrust and electrical power across the whole flight envelope, so PropulsionDragModel.m re-solves the equilibrium at every (throttle, airspeed) pair instead. This is more physically correct, but it means some A9 numbers (most notably the maximum level speed) come out slightly different from the equivalent A7/A8 figure -- see item 12.</w:t>
+        <w:t xml:space="preserve"> -- PropulsionSizing.m (A7/A8) only solves the motor/propeller equilibrium at V=0 and then scales that static RPM by the throttle fraction, holding it constant across the airspeed sweep. A9's take-off/climb/cruise/turn/mission calculations need accurate thrust and electrical power across the whole flight envelope, so PropulsionDragModel.m re-solves the equilibrium at every (throttle, airspeed) pair instead. This is more physically correct, but it means some A9 numbers (most notably the maximum level speed) come out slightly different from the equivalent A7/A8 figure -- see item 12.</w:t>
       </w:r>
     </w:p>
     <w:p>
@@ -91,7 +91,7 @@
         <w:t>5. Usable battery energy now exposed for reuse</w:t>
       </w:r>
       <w:r>
-        <w:t xml:space="preserve"> -- VehicleWeightEstimation.m already computed the full energy budget (total pack energy, usable fraction, battery mass) internally but never saved it to params. Added params.performance.usableBatteryEnergy_J, totBatteryEnergy_J, and totBatteryMass_kg so Deliverable 4's endurance/range and any future mission-simulation work can use the real, already-derived numbers instead of recomputing them.</w:t>
+        <w:t xml:space="preserve"> -- VehicleWeightEstimation.m already computed the full energy budget (total pack energy, usable fraction, battery mass) internally but never saved it to params. Added params.performance.usableBatteryEnergy_J, totBatteryEnergy_J, and totBatteryMass_kg so Deliverable 4's endurance/range and Deliverable 6's mission energy budget can use the real, already-derived numbers instead of recomputing them.</w:t>
       </w:r>
     </w:p>
     <w:p>
@@ -155,7 +155,7 @@
         <w:t>9. Full throttle assumed for the entire ground roll</w:t>
       </w:r>
       <w:r>
-        <w:t xml:space="preserve"> -- Thrust comes from Deliverable 1's capped thrust-available model at 100% commanded throttle throughout -- no provision modelled for a pilot holding back throttle during the roll.</w:t>
+        <w:t xml:space="preserve"> -- Thrust comes from Deliverable 1's capped thrust-available model at 100% commanded throttle throughout -- no provision modelled for a pilot holding back throttle during the roll. The plot extends 10 s past the actual lift-off instant purely for visual continuity (dropping the rolling-friction term once airborne); this tail is a simplified extrapolation of the same thrust/drag model, not a real post-lift-off climb-out trajectory.</w:t>
       </w:r>
     </w:p>
     <w:p>
@@ -213,7 +213,7 @@
         <w:t>12. Maximum level speed: refined model agrees well with A8's value</w:t>
       </w:r>
       <w:r>
-        <w:t xml:space="preserve"> -- The refined propulsion model (item 2) gives V_max_level = 34.9 m/s here, close to A7/A8's PropulsionSizing.m estimate of 34.5 m/s -- the two methods agree well for this aircraft. If a future change (propeller, battery, motor, or the throttle-cap placeholders in item 1) widens that gap, note that Main.m runs the Structures section (which uses V_max_level for the V_NE never-exceed check) before this Aircraft Performance section, so A8's check would be using the older number until Main.m is re-run a second time or the pipeline reordered -- neither is done automatically here, since that is a structural decision for the team to make, not something to change silently.</w:t>
+        <w:t xml:space="preserve"> -- The refined propulsion model (item 2) gives V_max_level = 34.9 m/s here, close to A7/A8's PropulsionSizing.m estimate of 34.5 m/s -- the two methods agree well for this aircraft. If a future change (propeller, battery, motor, or the throttle-cap placeholders in item 1) widens that gap, note that Main.m runs the Structures section (which uses V_max_level for the V_NE never-exceed check) before this Aircraft Performance section, so A8's check would be using the older number until Main.m is re-run a second time or the pipeline reordered -- neither is done automatically here, since that is a structural decision for the team to make, not something to change silently. Both the original A8 value and this refined one are now kept side by side in params (V_max_level_A8 and V_max_level) specifically so Deliverable 7 can compare them.</w:t>
       </w:r>
     </w:p>
     <w:p>
@@ -255,7 +255,7 @@
         <w:t>15. Coordinated, no-wind, level cruise assumed</w:t>
       </w:r>
       <w:r>
-        <w:t xml:space="preserve"> -- Standard simplification, consistent with every other A9/A8 script in this project.</w:t>
+        <w:t xml:space="preserve"> -- Standard simplification, consistent with every other A9/A8 script in this project. The 'power required' figure matches the A9 example's exact three-curve style (airframe power, electrical power, efficiency) with vertical minimum-markers; a separate figure covers the literal 'available vs required' comparison the assignment also asks for, so it isn't mixed into the example-matching figure.</w:t>
       </w:r>
     </w:p>
     <w:p>
@@ -291,7 +291,7 @@
         <w:t>17. Flies the course circle at the existing maneuver speed, V_M</w:t>
       </w:r>
       <w:r>
-        <w:t xml:space="preserve"> -- Nothing else in the project defines a separate speed for the laps, so V_M (already computed in InitialCalcs.m) is reused as the turn speed here.</w:t>
+        <w:t xml:space="preserve"> -- Nothing else in the project defines a separate speed for the laps, so V_M (already computed in InitialCalcs.m) is reused as the turn speed here, and again in Deliverable 6's mission laps.</w:t>
       </w:r>
     </w:p>
     <w:p>
@@ -327,6 +327,304 @@
         <w:pStyle w:val="Heading1"/>
       </w:pPr>
       <w:r>
+        <w:t>Deliverable 6 -- Mission Simulation</w:t>
+      </w:r>
+    </w:p>
+    <w:p>
+      <w:pPr>
+        <w:pStyle w:val="ListParagraph"/>
+      </w:pPr>
+      <w:r>
+        <w:rPr>
+          <w:b/>
+        </w:rPr>
+        <w:t>20. Lap count and course geometry are stated by the requirements, not a team choice</w:t>
+      </w:r>
+      <w:r>
+        <w:t xml:space="preserve"> -- Team01_Requirements.slreqx R3 ('Aircraft shall complete 3 full laps of the course portrayed in the RFP') and Team01_StakeholderNeeds.slreqx N2 both state 3 laps -- extracted directly from those files, not re-typed from memory. One lap is modelled as two straight legs (lap_length = 200 m each, flown at V_C) plus two 180-degree turns (combining to one full circle of radius R_req, flown at V_M) -- the same geometry VehicleWeightEstimation.m's existing T_LF/T_TU formulas already encode for a single lap. N_LAPS = 3 is hard-coded in MissionSimulation.m with this citation, the same convention TakeoffPerformance.m already uses for mu_roll.</w:t>
+      </w:r>
+    </w:p>
+    <w:p>
+      <w:pPr>
+        <w:pStyle w:val="ListParagraph"/>
+      </w:pPr>
+      <w:r>
+        <w:rPr>
+          <w:b/>
+        </w:rPr>
+        <w:t>21. Take-off, climb, and warm-up all draw exactly the throttle-cap power</w:t>
+      </w:r>
+      <w:r>
+        <w:t xml:space="preserve"> -- Deliverable 1 already found the throttle cap binds continuously from V=0 m/s up through roughly 34 m/s. Both the take-off lift-off speed and the best-ROC climb speed sit well inside that range, so electrical draw during those segments equals P_cap exactly, by construction of the capped model -- not an approximation. Warm-up energy reuses VehicleWeightEstimation.m's existing 'N equivalent take-offs' convention (params.performance.warmupN), now driven by Deliverable 2's actual integrated take-off time instead of that script's analytic weight-fraction shortcut.</w:t>
+      </w:r>
+    </w:p>
+    <w:p>
+      <w:pPr>
+        <w:pStyle w:val="ListParagraph"/>
+      </w:pPr>
+      <w:r>
+        <w:rPr>
+          <w:b/>
+        </w:rPr>
+        <w:t>21b. Descent and approach modelled as an unpowered glide</w:t>
+      </w:r>
+      <w:r>
+        <w:t xml:space="preserve"> -- A9 explicitly lists descent and approach as mission segments, which the first version of this script omitted. Nothing upstream defines a descent throttle setting or an approach speed/distance, so inventing a nonzero power figure would be a guess dressed up as a number -- both are instead modelled as throttle-off (zero electrical draw), matching common practice for small electric RC aircraft returning to land. Descent duration is set equal to the climb segment's time (symmetric assumption: the same altitude lost at a comparable rate); approach is a short fixed 5 s final segment before touchdown. Neither changes the energy totals under this assumption, but both are real time segments and appear on the state-of-charge plot, shaded and labelled to match A9's example figure.</w:t>
+      </w:r>
+    </w:p>
+    <w:p>
+      <w:pPr>
+        <w:pStyle w:val="ListParagraph"/>
+      </w:pPr>
+      <w:r>
+        <w:rPr>
+          <w:b/>
+        </w:rPr>
+        <w:t>21c. Laps possible, and the battery mass left after the mission, now reported</w:t>
+      </w:r>
+      <w:r>
+        <w:t xml:space="preserve"> -- A9 explicitly asks for both. Laps possible = floor of the energy remaining after warm-up/take-off/climb/descent/approach, divided by one lap's energy -- not just whether the required 3 fit. At the baseline design point this comes out to 12 laps possible (comfortably above the 3 required). Energy left after flying exactly the required mission is also converted to the battery mass it represents (energy / rho_battery, the same relationship VehicleWeightEstimation.m already uses for the pack itself) -- about 0.105 kg at baseline.</w:t>
+      </w:r>
+    </w:p>
+    <w:p>
+      <w:pPr>
+        <w:pStyle w:val="ListParagraph"/>
+      </w:pPr>
+      <w:r>
+        <w:rPr>
+          <w:b/>
+        </w:rPr>
+        <w:t>22. FINDING: the original battery sizing only ever accounted for one lap, not three</w:t>
+      </w:r>
+      <w:r>
+        <w:t xml:space="preserve"> -- VehicleWeightEstimation.m's battery sizing -- the calculation that actually set the MTOM/MTOW used throughout the ENTIRE pipeline, A8's structures included -- computes T_LF = 2*lap_length/V_C and T_TU = 2*pi*R_req/V_M (one lap's worth of straight+turn flight) and sums it into the battery weight fraction exactly once. It is never multiplied by the 3 laps R3 actually requires. Deliverable 6's mission total already accounts for all 3 laps and still passes with a comfortable energy margin for the current baseline design, so the aircraft as currently sized does not appear to run out of battery over the real 3-lap mission -- but the ORIGINAL sizing calculation that set its weight did not actually check this, which is worth the team's attention regardless of today's passing margin.</w:t>
+      </w:r>
+    </w:p>
+    <w:p>
+      <w:pPr>
+        <w:pStyle w:val="ListParagraph"/>
+      </w:pPr>
+      <w:r>
+        <w:rPr>
+          <w:b/>
+        </w:rPr>
+        <w:t>23. ACTION ITEM: SizingParams.xlsx's P_limit_RFP is still the 600 W placeholder</w:t>
+      </w:r>
+      <w:r>
+        <w:t xml:space="preserve"> -- Writing to SizingParams.xlsx was blocked by the development environment's permission system (it treats the spreadsheet as a shared resource) the first time this was attempted; a later, separate addition (item 26c) did go through. Every A9 script still reads 600 W from P_limit_RFP; Deliverable 6 checks the mission's peak power against the real 1000 W value (R21) directly as a hard-coded literal, independent of that cell, so its own PASS/FAIL is already correct -- but P_cap itself (used throughout Deliverables 1-6 and 8 for the throttle-cap model) is still artificially lower than the real limit until the spreadsheet is corrected. Someone with edit access should change row 106, column C from 600 to 1000 (units W).</w:t>
+      </w:r>
+    </w:p>
+    <w:p>
+      <w:pPr>
+        <w:pStyle w:val="Heading1"/>
+      </w:pPr>
+      <w:r>
+        <w:t>Deliverable 7 -- Assumption Validation</w:t>
+      </w:r>
+    </w:p>
+    <w:p>
+      <w:pPr>
+        <w:pStyle w:val="ListParagraph"/>
+      </w:pPr>
+      <w:r>
+        <w:rPr>
+          <w:b/>
+        </w:rPr>
+        <w:t>24. Propeller efficiency compared at full throttle, not the actual partial-throttle flight condition</w:t>
+      </w:r>
+      <w:r>
+        <w:t xml:space="preserve"> -- params.prop.eta_p_C and eta_p_TO are A2-era design assumptions used throughout VehicleWeightEstimation.m and InitialVehicleSizingConstraint.m's sizing. Nothing upstream exposes a 'computed propulsive efficiency' value to compare them against, so AssumptionValidation.m derives one directly from the prop data table (eta_prop = J*Ct/Cp, the same formula PropulsionSizing.m already uses), evaluated at full throttle at V_C and at V=0 -- the only RPM values Deliverable 1's model directly exposes. This does not exactly match the actual partial-throttle cruise condition CruisePerformance.m flies at, but is the same airspeed and a defensible, clearly-labelled reference point.</w:t>
+      </w:r>
+    </w:p>
+    <w:p>
+      <w:pPr>
+        <w:pStyle w:val="ListParagraph"/>
+      </w:pPr>
+      <w:r>
+        <w:rPr>
+          <w:b/>
+        </w:rPr>
+        <w:t>25. Static propulsive efficiency is 0 by definition</w:t>
+      </w:r>
+      <w:r>
+        <w:t xml:space="preserve"> -- Propulsive efficiency is thrust power out (T*V) divided by shaft power in; at V=0 that ratio is exactly zero no matter how much shaft power the motor delivers. So eta_p_TO's computed counterpart is trivially 0 -- the A2 assumption (0.45) was never describing the literal V=0 condition despite its name, but some kind of average efficiency over the low-speed take-off roll. Reported as a finding about what the assumption actually represents, not as a 'the model found 0' error.</w:t>
+      </w:r>
+    </w:p>
+    <w:p>
+      <w:pPr>
+        <w:pStyle w:val="Heading1"/>
+      </w:pPr>
+      <w:r>
+        <w:t>Deliverable 8 -- Maximum Payload</w:t>
+      </w:r>
+    </w:p>
+    <w:p>
+      <w:pPr>
+        <w:pStyle w:val="ListParagraph"/>
+      </w:pPr>
+      <w:r>
+        <w:rPr>
+          <w:b/>
+        </w:rPr>
+        <w:t>26. Rebuilt against A9's actual six tracked quantities, not just MTOW</w:t>
+      </w:r>
+      <w:r>
+        <w:t xml:space="preserve"> -- An earlier version of this script only checked MTOW against the 6 kg cap (R22) and treated that as the whole deliverable. Re-reading A9's own text showed MTOW is only the sweep's UPPER BOUND, not one of the quantities it asks to be tracked -- the six are: ground roll (vs the RFP limit), stall speed (vs a landing requirement), maximum rate of climb, the course turn's lift coefficient (against CL_max WITH a stall margin) and its power required vs available, laps possible (vs the 3 required), and peak electrical power AND current (vs the RFP/motor/controller limits) -- eight individual pass/fail checks once the turn and the peak-draw items are split into their two parts each. MaxPayloadSweep.m now tracks and plots all eight against payload, each in its own panel with its own limit line, matching the multi-panel style of A9's own example figure.</w:t>
+      </w:r>
+    </w:p>
+    <w:p>
+      <w:pPr>
+        <w:pStyle w:val="ListParagraph"/>
+      </w:pPr>
+      <w:r>
+        <w:rPr>
+          <w:b/>
+        </w:rPr>
+        <w:t>26b. Turn's stall margin reuses the project's existing rotation-CL convention</w:t>
+      </w:r>
+      <w:r>
+        <w:t xml:space="preserve"> -- A9 asks for the turn's CL checked 'against your maximum with your stall margin,' not raw CL_max. Rather than invent a new margin factor, this reuses CL_R = CL_max / mult_V_TO^2 -- the same margin InitialCalcs.m already applies at rotation (CL_R, used for take-off) -- as the turn's limit line too, since nothing else in the project defines a separate stall-margin concept.</w:t>
+      </w:r>
+    </w:p>
+    <w:p>
+      <w:pPr>
+        <w:pStyle w:val="ListParagraph"/>
+      </w:pPr>
+      <w:r>
+        <w:rPr>
+          <w:b/>
+        </w:rPr>
+        <w:t>26c. ASSUMPTION (placeholder, added to SizingParams.xlsx): landing speed limit = 13 m/s</w:t>
+      </w:r>
+      <w:r>
+        <w:t xml:space="preserve"> -- No numeric landing-speed requirement exists anywhere in this project's prior assignments or in the team's requirements document (R5 only says the aircraft must land on grass without damage -- no speed given). Per the team's explicit direction, a placeholder (SizingParams.xlsx, performance.V_S_landing_limit = 13 m/s, about 25% above the baseline self-consistent stall speed) was added and clearly flagged in that cell's Notes column for the team to replace with a real number -- derived, for example, from an acceptable touchdown sink rate/energy on unimproved ground, or a pilot-comfort limit. This write to SizingParams.xlsx succeeded (unlike the earlier P_limit_RFP edit in item 23), so no action is needed from the team beyond supplying the real number when one exists.</w:t>
+      </w:r>
+    </w:p>
+    <w:p>
+      <w:pPr>
+        <w:pStyle w:val="ListParagraph"/>
+      </w:pPr>
+      <w:r>
+        <w:rPr>
+          <w:b/>
+        </w:rPr>
+        <w:t>26d. Peak current now modelled, not just peak power</w:t>
+      </w:r>
+      <w:r>
+        <w:t xml:space="preserve"> -- Deliverable 1's propulsion model solved for motor current (I_2D) at every (throttle, airspeed) grid point from the start, but only exposed thrust and electrical power as queryable functions (T_avail_fn/Pelec_avail_fn, T_grid_fn/Pelec_grid_fn) -- current was computed internally and then discarded. Added I_avail_fn and I_grid_fn alongside the existing ones (same capping/interpolation logic, just for current instead of power) so Deliverable 8 can check peak current against the motor/controller current rating, which A9 explicitly asks for and the project had no way to report before.</w:t>
+      </w:r>
+    </w:p>
+    <w:p>
+      <w:pPr>
+        <w:pStyle w:val="ListParagraph"/>
+      </w:pPr>
+      <w:r>
+        <w:rPr>
+          <w:b/>
+        </w:rPr>
+        <w:t>27. Methodology: re-runs the same chain Main.m already runs once, per candidate</w:t>
+      </w:r>
+      <w:r>
+        <w:t xml:space="preserve"> -- MaxPayloadSweep.m re-runs InitialCalcs/DragBuildUp/calcAero/VehicleWeightEstimation (the weight/aero convergence loop), A5B (needed because PropulsionDragModel's trim drag uses x_cg_design, which only A5B sets), PropulsionDragModel, TakeoffPerformance, ClimbPerformance, and MissionSimulation at each candidate payload mass -- the same 'vary an input, re-run everything downstream' pattern Main.m's own MTOM convergence loop already uses. ServoSizing and PropulsionSizing are skipped because nothing in this chain reads their outputs. The sweep's upper bound (payload at MTOM = 6 kg, R22) is found first by a fast bisection using only the lightweight weight loop; a 12-point linear grid then spans 0.05 kg up to that bound, and each of the eight quantities' limit-crossing payload is found by linear interpolation between grid points (NaN values -- a candidate where a condition was physically infeasible to even evaluate, e.g. no throttle reaches the turn's required thrust -- are treated as an automatic fail, not silently ignored, since a plain numeric comparison against NaN is always false in MATLAB and would otherwise hide a real failure). 12 candidates each re-running Deliverables 1/2/3/6 and A5B's stability scripts would otherwise print 12 near-duplicate console blocks, so every candidate's console output is captured via evalc and discarded (warnings silenced for the sweep's duration); the full numbers are logged to MaxPayloadSweepLog.xlsx instead, overwritten fresh every run (not accumulated), including the stability margins A5B now exposes (item 27b).</w:t>
+      </w:r>
+    </w:p>
+    <w:p>
+      <w:pPr>
+        <w:pStyle w:val="ListParagraph"/>
+      </w:pPr>
+      <w:r>
+        <w:rPr>
+          <w:b/>
+        </w:rPr>
+        <w:t>27b. A5B now exposes the stability sub-script outputs it previously discarded</w:t>
+      </w:r>
+      <w:r>
+        <w:t xml:space="preserve"> -- A5B.m called ControlSurfaceSizing.m and StabilityDerivatives.m for their console printouts and plots, but threw away the structs they returned (elevator/aileron/rudder margins; static margin; Cn_beta; Cl_beta). Added params.stability.lastControlSurfaces and params.stability.lastDerivatives so MaxPayloadSweep.m (and anything else that calls A5B) can read these numbers back out instead of only seeing them printed. Purely additive -- no existing behavior changed. (Logged to MaxPayloadSweepLog.xlsx for reference even though they aren't among A9's own six tracked quantities for this deliverable.)</w:t>
+      </w:r>
+    </w:p>
+    <w:p>
+      <w:pPr>
+        <w:pStyle w:val="ListParagraph"/>
+      </w:pPr>
+      <w:r>
+        <w:rPr>
+          <w:b/>
+        </w:rPr>
+        <w:t>28. RESULT: maximum payload is 0.755 kg -- none of the six analyzed quantities bind first; MTOW (R22) itself is the limit</w:t>
+      </w:r>
+      <w:r>
+        <w:t xml:space="preserve"> -- Rechecked rigorously this time (all eight individual items, not assumed): within the swept range (up to the payload where MTOM reaches 6 kg), ground roll, stall speed, climb rate, turn CL and turn power, laps possible, and peak power/current all still have comfortable margin -- none crosses its limit before MTOM does. So the earlier version's headline number (0.755 kg) is confirmed, but for a cleaner reason: the RFP's own weight cap is what actually stops payload growth here, not any of the six quantities A9 asks to be checked. One cube (520 g, R14) fits within that payload.</w:t>
+      </w:r>
+    </w:p>
+    <w:p>
+      <w:pPr>
+        <w:pStyle w:val="ListParagraph"/>
+      </w:pPr>
+      <w:r>
+        <w:rPr>
+          <w:b/>
+        </w:rPr>
+        <w:t>28b. Closest non-MTOW margins at the 0.755 kg point, for context</w:t>
+      </w:r>
+      <w:r>
+        <w:t xml:space="preserve"> -- None of the six bind before MTOW, but two are visibly closer than the rest: peak current sits at about 43 A against the 50 A placeholder limit (86%), and ground roll sits at about 20 m against the 25 m limit (80%) -- both are where the team's attention would matter most if the real motor/controller current rating turns out lower than the 50 A placeholder, or if the RFP's definition of maximum take-off weight changes.</w:t>
+      </w:r>
+    </w:p>
+    <w:p>
+      <w:pPr>
+        <w:pStyle w:val="Heading1"/>
+      </w:pPr>
+      <w:r>
+        <w:t>Deliverable 9 -- Requirements Validation</w:t>
+      </w:r>
+    </w:p>
+    <w:p>
+      <w:pPr>
+        <w:pStyle w:val="ListParagraph"/>
+      </w:pPr>
+      <w:r>
+        <w:rPr>
+          <w:b/>
+        </w:rPr>
+        <w:t>29. Requirement text extracted directly from the team's own requirements file, not re-typed from memory</w:t>
+      </w:r>
+      <w:r>
+        <w:t xml:space="preserve"> -- RequirementsValidation.m's R1-R29 text was extracted programmatically from Preliminary Assignments/Team01_Requirements.slreqx's internal XML (unzipped and parsed, since MATLAB/Simulink Requirements files are zip packages, not plain text) -- the same source Deliverable 6 used for the lap count and power limit. This avoids any transcription error from re-typing 29 requirements by hand.</w:t>
+      </w:r>
+    </w:p>
+    <w:p>
+      <w:pPr>
+        <w:pStyle w:val="ListParagraph"/>
+      </w:pPr>
+      <w:r>
+        <w:rPr>
+          <w:b/>
+        </w:rPr>
+        <w:t>29b. Results written to Excel, not printed to the console</w:t>
+      </w:r>
+      <w:r>
+        <w:t xml:space="preserve"> -- Each run of RequirementsValidation.m writes to RequirementsValidation.xlsx (Aicraft Performance Simulation folder) instead of dumping a 29-line table to the console: one row per requirement ID, with Status and Detail as separate columns (not combined into one block of text, so Status is filterable/sortable in Excel). Overwritten fresh every run -- the sheet always shows only the latest results, not a growing run-by-run history, and the file is deleted and recreated each time (rather than just replacing its one named sheet) so an old file never accumulates extra leftover sheets.</w:t>
+      </w:r>
+    </w:p>
+    <w:p>
+      <w:pPr>
+        <w:pStyle w:val="ListParagraph"/>
+      </w:pPr>
+      <w:r>
+        <w:rPr>
+          <w:b/>
+        </w:rPr>
+        <w:t>30. Only 8 of 29 requirements are checkable from a performance-simulation model</w:t>
+      </w:r>
+      <w:r>
+        <w:t xml:space="preserve"> -- The other 21 are mechanical/CAD layout (battery connection, propeller clearance, mounting), operational/human-factors timing (configuration change, payload install time), qualitative/flight-test items (pilot-flyability, visual tracking, dynamic stability with and without payload), or program-management items (budget, schedule, documentation) -- none of these have a performance-model quantity to check them against, so RequirementsValidation.m reports them explicitly as 'not verifiable from this model' rather than silently omitting them or guessing a PASS. The 8 that are checkable (R1, R2, R3, R10, R14, R21, R22, R28, plus a cross-check against Deliverable 8's payload result) all currently PASS at the baseline design point.</w:t>
+      </w:r>
+    </w:p>
+    <w:p>
+      <w:pPr>
+        <w:pStyle w:val="Heading1"/>
+      </w:pPr>
+      <w:r>
         <w:t>Other Findings (Not A9 Assumptions)</w:t>
       </w:r>
     </w:p>
@@ -338,7 +636,7 @@
         <w:rPr>
           <w:b/>
         </w:rPr>
-        <w:t>20. Recent SizingParams.xlsx edits now fail A8's overturn-angle check</w:t>
+        <w:t>31. Recent SizingParams.xlsx edits now fail A8's overturn-angle check</w:t>
       </w:r>
       <w:r>
         <w:t xml:space="preserve"> -- Surfaced incidentally while testing this A9 work, not part of it: since this session's earlier A8 work, sink_rate changed from 0.5 to 1.0 m/s and gear_track from 0.30 to 0.22 m. Re-running Main.m with the current spreadsheet now gives a hard-landing load factor of 9.47g (up from 3.58g) and an overturn angle of 64.7 degrees, which FAILS the &lt;=63 degree requirement in TailDraggerTakeOff.m's placement-criteria table. If these parameter changes were intentional (e.g. reflecting a real, narrower gear track), the overturn-angle failure needs the team's attention; if they were unintentional, the values are worth double-checking.</w:t>
@@ -767,7 +1065,7 @@
     <w:link w:val="Heading1Char"/>
     <w:uiPriority w:val="9"/>
     <w:qFormat/>
-    <w:rsid w:val="00170865"/>
+    <w:rsid w:val="0091629F"/>
     <w:pPr>
       <w:keepNext/>
       <w:keepLines/>
@@ -790,7 +1088,7 @@
     <w:semiHidden/>
     <w:unhideWhenUsed/>
     <w:qFormat/>
-    <w:rsid w:val="00170865"/>
+    <w:rsid w:val="0091629F"/>
     <w:pPr>
       <w:keepNext/>
       <w:keepLines/>
@@ -813,7 +1111,7 @@
     <w:semiHidden/>
     <w:unhideWhenUsed/>
     <w:qFormat/>
-    <w:rsid w:val="00170865"/>
+    <w:rsid w:val="0091629F"/>
     <w:pPr>
       <w:keepNext/>
       <w:keepLines/>
@@ -836,7 +1134,7 @@
     <w:semiHidden/>
     <w:unhideWhenUsed/>
     <w:qFormat/>
-    <w:rsid w:val="00170865"/>
+    <w:rsid w:val="0091629F"/>
     <w:pPr>
       <w:keepNext/>
       <w:keepLines/>
@@ -859,7 +1157,7 @@
     <w:semiHidden/>
     <w:unhideWhenUsed/>
     <w:qFormat/>
-    <w:rsid w:val="00170865"/>
+    <w:rsid w:val="0091629F"/>
     <w:pPr>
       <w:keepNext/>
       <w:keepLines/>
@@ -880,7 +1178,7 @@
     <w:semiHidden/>
     <w:unhideWhenUsed/>
     <w:qFormat/>
-    <w:rsid w:val="00170865"/>
+    <w:rsid w:val="0091629F"/>
     <w:pPr>
       <w:keepNext/>
       <w:keepLines/>
@@ -903,7 +1201,7 @@
     <w:semiHidden/>
     <w:unhideWhenUsed/>
     <w:qFormat/>
-    <w:rsid w:val="00170865"/>
+    <w:rsid w:val="0091629F"/>
     <w:pPr>
       <w:keepNext/>
       <w:keepLines/>
@@ -924,7 +1222,7 @@
     <w:semiHidden/>
     <w:unhideWhenUsed/>
     <w:qFormat/>
-    <w:rsid w:val="00170865"/>
+    <w:rsid w:val="0091629F"/>
     <w:pPr>
       <w:keepNext/>
       <w:keepLines/>
@@ -947,7 +1245,7 @@
     <w:semiHidden/>
     <w:unhideWhenUsed/>
     <w:qFormat/>
-    <w:rsid w:val="00170865"/>
+    <w:rsid w:val="0091629F"/>
     <w:pPr>
       <w:keepNext/>
       <w:keepLines/>
@@ -991,7 +1289,7 @@
     <w:basedOn w:val="DefaultParagraphFont"/>
     <w:link w:val="Heading1"/>
     <w:uiPriority w:val="9"/>
-    <w:rsid w:val="00170865"/>
+    <w:rsid w:val="0091629F"/>
     <w:rPr>
       <w:rFonts w:asciiTheme="majorHAnsi" w:eastAsiaTheme="majorEastAsia" w:hAnsiTheme="majorHAnsi" w:cstheme="majorBidi"/>
       <w:color w:val="0F4761" w:themeColor="accent1" w:themeShade="BF"/>
@@ -1005,7 +1303,7 @@
     <w:link w:val="Heading2"/>
     <w:uiPriority w:val="9"/>
     <w:semiHidden/>
-    <w:rsid w:val="00170865"/>
+    <w:rsid w:val="0091629F"/>
     <w:rPr>
       <w:rFonts w:asciiTheme="majorHAnsi" w:eastAsiaTheme="majorEastAsia" w:hAnsiTheme="majorHAnsi" w:cstheme="majorBidi"/>
       <w:color w:val="0F4761" w:themeColor="accent1" w:themeShade="BF"/>
@@ -1019,7 +1317,7 @@
     <w:link w:val="Heading3"/>
     <w:uiPriority w:val="9"/>
     <w:semiHidden/>
-    <w:rsid w:val="00170865"/>
+    <w:rsid w:val="0091629F"/>
     <w:rPr>
       <w:rFonts w:eastAsiaTheme="majorEastAsia" w:cstheme="majorBidi"/>
       <w:color w:val="0F4761" w:themeColor="accent1" w:themeShade="BF"/>
@@ -1033,7 +1331,7 @@
     <w:link w:val="Heading4"/>
     <w:uiPriority w:val="9"/>
     <w:semiHidden/>
-    <w:rsid w:val="00170865"/>
+    <w:rsid w:val="0091629F"/>
     <w:rPr>
       <w:rFonts w:eastAsiaTheme="majorEastAsia" w:cstheme="majorBidi"/>
       <w:i/>
@@ -1047,7 +1345,7 @@
     <w:link w:val="Heading5"/>
     <w:uiPriority w:val="9"/>
     <w:semiHidden/>
-    <w:rsid w:val="00170865"/>
+    <w:rsid w:val="0091629F"/>
     <w:rPr>
       <w:rFonts w:eastAsiaTheme="majorEastAsia" w:cstheme="majorBidi"/>
       <w:color w:val="0F4761" w:themeColor="accent1" w:themeShade="BF"/>
@@ -1059,7 +1357,7 @@
     <w:link w:val="Heading6"/>
     <w:uiPriority w:val="9"/>
     <w:semiHidden/>
-    <w:rsid w:val="00170865"/>
+    <w:rsid w:val="0091629F"/>
     <w:rPr>
       <w:rFonts w:eastAsiaTheme="majorEastAsia" w:cstheme="majorBidi"/>
       <w:i/>
@@ -1073,7 +1371,7 @@
     <w:link w:val="Heading7"/>
     <w:uiPriority w:val="9"/>
     <w:semiHidden/>
-    <w:rsid w:val="00170865"/>
+    <w:rsid w:val="0091629F"/>
     <w:rPr>
       <w:rFonts w:eastAsiaTheme="majorEastAsia" w:cstheme="majorBidi"/>
       <w:color w:val="595959" w:themeColor="text1" w:themeTint="A6"/>
@@ -1085,7 +1383,7 @@
     <w:link w:val="Heading8"/>
     <w:uiPriority w:val="9"/>
     <w:semiHidden/>
-    <w:rsid w:val="00170865"/>
+    <w:rsid w:val="0091629F"/>
     <w:rPr>
       <w:rFonts w:eastAsiaTheme="majorEastAsia" w:cstheme="majorBidi"/>
       <w:i/>
@@ -1099,7 +1397,7 @@
     <w:link w:val="Heading9"/>
     <w:uiPriority w:val="9"/>
     <w:semiHidden/>
-    <w:rsid w:val="00170865"/>
+    <w:rsid w:val="0091629F"/>
     <w:rPr>
       <w:rFonts w:eastAsiaTheme="majorEastAsia" w:cstheme="majorBidi"/>
       <w:color w:val="272727" w:themeColor="text1" w:themeTint="D8"/>
@@ -1112,7 +1410,7 @@
     <w:link w:val="TitleChar"/>
     <w:uiPriority w:val="10"/>
     <w:qFormat/>
-    <w:rsid w:val="00170865"/>
+    <w:rsid w:val="0091629F"/>
     <w:pPr>
       <w:spacing w:after="80" w:line="240" w:lineRule="auto"/>
       <w:contextualSpacing/>
@@ -1130,7 +1428,7 @@
     <w:basedOn w:val="DefaultParagraphFont"/>
     <w:link w:val="Title"/>
     <w:uiPriority w:val="10"/>
-    <w:rsid w:val="00170865"/>
+    <w:rsid w:val="0091629F"/>
     <w:rPr>
       <w:rFonts w:asciiTheme="majorHAnsi" w:eastAsiaTheme="majorEastAsia" w:hAnsiTheme="majorHAnsi" w:cstheme="majorBidi"/>
       <w:spacing w:val="-10"/>
@@ -1146,7 +1444,7 @@
     <w:link w:val="SubtitleChar"/>
     <w:uiPriority w:val="11"/>
     <w:qFormat/>
-    <w:rsid w:val="00170865"/>
+    <w:rsid w:val="0091629F"/>
     <w:pPr>
       <w:numPr>
         <w:ilvl w:val="1"/>
@@ -1165,7 +1463,7 @@
     <w:basedOn w:val="DefaultParagraphFont"/>
     <w:link w:val="Subtitle"/>
     <w:uiPriority w:val="11"/>
-    <w:rsid w:val="00170865"/>
+    <w:rsid w:val="0091629F"/>
     <w:rPr>
       <w:rFonts w:eastAsiaTheme="majorEastAsia" w:cstheme="majorBidi"/>
       <w:color w:val="595959" w:themeColor="text1" w:themeTint="A6"/>
@@ -1181,7 +1479,7 @@
     <w:link w:val="QuoteChar"/>
     <w:uiPriority w:val="29"/>
     <w:qFormat/>
-    <w:rsid w:val="00170865"/>
+    <w:rsid w:val="0091629F"/>
     <w:pPr>
       <w:spacing w:before="160"/>
       <w:jc w:val="center"/>
@@ -1197,7 +1495,7 @@
     <w:basedOn w:val="DefaultParagraphFont"/>
     <w:link w:val="Quote"/>
     <w:uiPriority w:val="29"/>
-    <w:rsid w:val="00170865"/>
+    <w:rsid w:val="0091629F"/>
     <w:rPr>
       <w:i/>
       <w:iCs/>
@@ -1209,7 +1507,7 @@
     <w:basedOn w:val="Normal"/>
     <w:uiPriority w:val="34"/>
     <w:qFormat/>
-    <w:rsid w:val="00170865"/>
+    <w:rsid w:val="0091629F"/>
     <w:pPr>
       <w:ind w:left="720"/>
       <w:contextualSpacing/>
@@ -1220,7 +1518,7 @@
     <w:basedOn w:val="DefaultParagraphFont"/>
     <w:uiPriority w:val="21"/>
     <w:qFormat/>
-    <w:rsid w:val="00170865"/>
+    <w:rsid w:val="0091629F"/>
     <w:rPr>
       <w:i/>
       <w:iCs/>
@@ -1234,7 +1532,7 @@
     <w:link w:val="IntenseQuoteChar"/>
     <w:uiPriority w:val="30"/>
     <w:qFormat/>
-    <w:rsid w:val="00170865"/>
+    <w:rsid w:val="0091629F"/>
     <w:pPr>
       <w:pBdr>
         <w:top w:val="single" w:sz="4" w:space="10" w:color="0F4761" w:themeColor="accent1" w:themeShade="BF"/>
@@ -1255,7 +1553,7 @@
     <w:basedOn w:val="DefaultParagraphFont"/>
     <w:link w:val="IntenseQuote"/>
     <w:uiPriority w:val="30"/>
-    <w:rsid w:val="00170865"/>
+    <w:rsid w:val="0091629F"/>
     <w:rPr>
       <w:i/>
       <w:iCs/>
@@ -1267,7 +1565,7 @@
     <w:basedOn w:val="DefaultParagraphFont"/>
     <w:uiPriority w:val="32"/>
     <w:qFormat/>
-    <w:rsid w:val="00170865"/>
+    <w:rsid w:val="0091629F"/>
     <w:rPr>
       <w:b/>
       <w:bCs/>

--- a/Aicraft Performance Simulation/AAE451_DBF_A9_Assumptions.docx
+++ b/Aicraft Performance Simulation/AAE451_DBF_A9_Assumptions.docx
@@ -260,6 +260,20 @@
     </w:p>
     <w:p>
       <w:pPr>
+        <w:pStyle w:val="ListParagraph"/>
+      </w:pPr>
+      <w:r>
+        <w:rPr>
+          <w:b/>
+        </w:rPr>
+        <w:t>15b. The electrical-power and efficiency curves stop at the maximum level speed on purpose -- not extended</w:t>
+      </w:r>
+      <w:r>
+        <w:t xml:space="preserve"> -- The team asked for these two curves to be extended across the full airspeed axis like the airframe-power curve; declined, because they stop exactly where the model is required to stop. A9 Deliverable 1 states explicitly: where thrust required exceeds thrust available at full throttle, report no result for that condition -- do not clamp to full throttle. Beyond the maximum level speed, no throttle setting achieves the required thrust, so there is no real electrical power draw or propulsive efficiency to report; CruisePerformance.m already implements this correctly (P_req_elec is left as NaN past that point, per Deliverable 1's own rule), and eta_combined inherits the same NaN since it divides by P_req_elec. Extending the lines would mean inventing a value for a flight condition the aircraft cannot sustain. The airframe-power curve (green) is purely aerodynamic and has no such cutoff, which is why it alone continues to the end of the axis -- that is the expected, not inconsistent, behavior.</w:t>
+      </w:r>
+    </w:p>
+    <w:p>
+      <w:pPr>
         <w:pStyle w:val="Heading1"/>
       </w:pPr>
       <w:r>
@@ -383,21 +397,21 @@
         <w:t>21c. Laps possible, and the battery mass left after the mission, now reported</w:t>
       </w:r>
       <w:r>
-        <w:t xml:space="preserve"> -- A9 explicitly asks for both. Laps possible = floor of the energy remaining after warm-up/take-off/climb/descent/approach, divided by one lap's energy -- not just whether the required 3 fit. At the baseline design point this comes out to 12 laps possible (comfortably above the 3 required). Energy left after flying exactly the required mission is also converted to the battery mass it represents (energy / rho_battery, the same relationship VehicleWeightEstimation.m already uses for the pack itself) -- about 0.105 kg at baseline.</w:t>
-      </w:r>
-    </w:p>
-    <w:p>
-      <w:pPr>
-        <w:pStyle w:val="ListParagraph"/>
-      </w:pPr>
-      <w:r>
-        <w:rPr>
-          <w:b/>
-        </w:rPr>
-        <w:t>22. FINDING: the original battery sizing only ever accounted for one lap, not three</w:t>
-      </w:r>
-      <w:r>
-        <w:t xml:space="preserve"> -- VehicleWeightEstimation.m's battery sizing -- the calculation that actually set the MTOM/MTOW used throughout the ENTIRE pipeline, A8's structures included -- computes T_LF = 2*lap_length/V_C and T_TU = 2*pi*R_req/V_M (one lap's worth of straight+turn flight) and sums it into the battery weight fraction exactly once. It is never multiplied by the 3 laps R3 actually requires. Deliverable 6's mission total already accounts for all 3 laps and still passes with a comfortable energy margin for the current baseline design, so the aircraft as currently sized does not appear to run out of battery over the real 3-lap mission -- but the ORIGINAL sizing calculation that set its weight did not actually check this, which is worth the team's attention regardless of today's passing margin.</w:t>
+        <w:t xml:space="preserve"> -- A9 explicitly asks for both. Laps possible = floor of the energy remaining after warm-up/take-off/climb/descent/approach, divided by one lap's energy -- not just whether the required 3 fit. At the baseline design point (after item 22's fix) this comes out to 14 laps possible (comfortably above the 3 required). Energy left after flying exactly the required mission is also converted to the battery mass it represents (energy / rho_battery, the same relationship VehicleWeightEstimation.m already uses for the pack itself) -- about 0.145 kg at baseline.</w:t>
+      </w:r>
+    </w:p>
+    <w:p>
+      <w:pPr>
+        <w:pStyle w:val="ListParagraph"/>
+      </w:pPr>
+      <w:r>
+        <w:rPr>
+          <w:b/>
+        </w:rPr>
+        <w:t>22. FIXED (was a FINDING): the original battery sizing only accounted for one lap, not three</w:t>
+      </w:r>
+      <w:r>
+        <w:t xml:space="preserve"> -- VehicleWeightEstimation.m's battery sizing -- the calculation that sets the MTOM/MTOW used throughout the ENTIRE pipeline, A8's structures included -- computed T_LF = 2*lap_length/V_C and T_TU = 2*pi*R_req/V_M (one lap's worth of straight+turn flight) and summed it into the battery weight fraction exactly once, never multiplied by the 3 laps R3 actually requires. Fixed directly in VehicleWeightEstimation.m (T_LF and T_TU are now scaled by N_LAPS=3 where they're defined, cited to R3/N2 the same way TakeoffPerformance.m's mu_roll is) -- a 2-line surgical change, since those are local variables nothing else in the file reads as 'one lap' specifically. The team should sanity-check this edit since VehicleWeightEstimation.m was written by a teammate, not generated this session like the rest of A9's scripts. Effect: baseline MTOM grew from 4.146 kg to 4.578 kg (+10.4%) and usable battery energy from 91.2 kJ to 116.8 kJ, reflecting the real 3-lap energy requirement; the aircraft as currently sized still comfortably clears the mission (14 laps possible against 3 required) with the corrected, larger battery. Deliverable 8's own numbers (items 28/28b) were re-run against this corrected baseline and are current; most other specific figures earlier in this document (Deliverables 1-5's example numbers, Deliverable 7's comparisons) were computed before this fix and will shift slightly -- a full Main.m re-run and document regeneration closer to submission will refresh them, as with any other upstream change.</w:t>
       </w:r>
     </w:p>
     <w:p>
@@ -522,52 +536,66 @@
         <w:rPr>
           <w:b/>
         </w:rPr>
-        <w:t>27. Methodology: re-runs the same chain Main.m already runs once, per candidate</w:t>
-      </w:r>
-      <w:r>
-        <w:t xml:space="preserve"> -- MaxPayloadSweep.m re-runs InitialCalcs/DragBuildUp/calcAero/VehicleWeightEstimation (the weight/aero convergence loop), A5B (needed because PropulsionDragModel's trim drag uses x_cg_design, which only A5B sets), PropulsionDragModel, TakeoffPerformance, ClimbPerformance, and MissionSimulation at each candidate payload mass -- the same 'vary an input, re-run everything downstream' pattern Main.m's own MTOM convergence loop already uses. ServoSizing and PropulsionSizing are skipped because nothing in this chain reads their outputs. The sweep's upper bound (payload at MTOM = 6 kg, R22) is found first by a fast bisection using only the lightweight weight loop; a 12-point linear grid then spans 0.05 kg up to that bound, and each of the eight quantities' limit-crossing payload is found by linear interpolation between grid points (NaN values -- a candidate where a condition was physically infeasible to even evaluate, e.g. no throttle reaches the turn's required thrust -- are treated as an automatic fail, not silently ignored, since a plain numeric comparison against NaN is always false in MATLAB and would otherwise hide a real failure). 12 candidates each re-running Deliverables 1/2/3/6 and A5B's stability scripts would otherwise print 12 near-duplicate console blocks, so every candidate's console output is captured via evalc and discarded (warnings silenced for the sweep's duration); the full numbers are logged to MaxPayloadSweepLog.xlsx instead, overwritten fresh every run (not accumulated), including the stability margins A5B now exposes (item 27b).</w:t>
-      </w:r>
-    </w:p>
-    <w:p>
-      <w:pPr>
-        <w:pStyle w:val="ListParagraph"/>
-      </w:pPr>
-      <w:r>
-        <w:rPr>
-          <w:b/>
-        </w:rPr>
-        <w:t>27b. A5B now exposes the stability sub-script outputs it previously discarded</w:t>
-      </w:r>
-      <w:r>
-        <w:t xml:space="preserve"> -- A5B.m called ControlSurfaceSizing.m and StabilityDerivatives.m for their console printouts and plots, but threw away the structs they returned (elevator/aileron/rudder margins; static margin; Cn_beta; Cl_beta). Added params.stability.lastControlSurfaces and params.stability.lastDerivatives so MaxPayloadSweep.m (and anything else that calls A5B) can read these numbers back out instead of only seeing them printed. Purely additive -- no existing behavior changed. (Logged to MaxPayloadSweepLog.xlsx for reference even though they aren't among A9's own six tracked quantities for this deliverable.)</w:t>
-      </w:r>
-    </w:p>
-    <w:p>
-      <w:pPr>
-        <w:pStyle w:val="ListParagraph"/>
-      </w:pPr>
-      <w:r>
-        <w:rPr>
-          <w:b/>
-        </w:rPr>
-        <w:t>28. RESULT: maximum payload is 0.755 kg -- none of the six analyzed quantities bind first; MTOW (R22) itself is the limit</w:t>
-      </w:r>
-      <w:r>
-        <w:t xml:space="preserve"> -- Rechecked rigorously this time (all eight individual items, not assumed): within the swept range (up to the payload where MTOM reaches 6 kg), ground roll, stall speed, climb rate, turn CL and turn power, laps possible, and peak power/current all still have comfortable margin -- none crosses its limit before MTOM does. So the earlier version's headline number (0.755 kg) is confirmed, but for a cleaner reason: the RFP's own weight cap is what actually stops payload growth here, not any of the six quantities A9 asks to be checked. One cube (520 g, R14) fits within that payload.</w:t>
-      </w:r>
-    </w:p>
-    <w:p>
-      <w:pPr>
-        <w:pStyle w:val="ListParagraph"/>
-      </w:pPr>
-      <w:r>
-        <w:rPr>
-          <w:b/>
-        </w:rPr>
-        <w:t>28b. Closest non-MTOW margins at the 0.755 kg point, for context</w:t>
-      </w:r>
-      <w:r>
-        <w:t xml:space="preserve"> -- None of the six bind before MTOW, but two are visibly closer than the rest: peak current sits at about 43 A against the 50 A placeholder limit (86%), and ground roll sits at about 20 m against the 25 m limit (80%) -- both are where the team's attention would matter most if the real motor/controller current rating turns out lower than the 50 A placeholder, or if the RFP's definition of maximum take-off weight changes.</w:t>
+        <w:t>27. CORRECTED METHODOLOGY: payload now added to a FIXED aircraft, not resized along with it</w:t>
+      </w:r>
+      <w:r>
+        <w:t xml:space="preserve"> -- A9's own words for this deliverable: 'Keep the airframe, battery, motor and propeller as designed.' An earlier version of this script instead re-ran the full weight-convergence loop (InitialCalcs/DragBuildUp/calcAero/VehicleWeightEstimation) at every candidate payload -- but VehicleWeightEstimation.m sizes the battery as a fixed WEIGHT FRACTION of the total aircraft, so re-running it at each candidate silently grew the battery right along with the payload, directly contradicting 'keep the battery as designed.' This was caught because the laps-possible curve rose before falling instead of simply falling (a growing battery was masking the real trend -- see item 27c), and because the payload range it produced (topping out at 0.755 kg, where MTOM hit 6 kg) was implausibly small next to A9's own example figure (payload swept past 2.5 kg). Fixed: MTOM now grows exactly 1:1 with added payload on top of a FIXED empty+battery mass (4.058 kg at this baseline, after item 22's separate battery-sizing fix), and only the weight-DEPENDENT performance scripts (TakeoffPerformance, ClimbPerformance, the turn calculation, MissionSimulation) are re-run per candidate -- not A5B or PropulsionDragModel, since nothing about the airframe or propulsion design itself changes with payload. Stall speed and lift-off speed are still refreshed each candidate (both derive from the new MTOW), but wing area, drag polar, CG location, and the propulsion model stay exactly as designed. This is also 10-20x faster per candidate (no more re-solving A5B's trim/control-surface/stability equations or PropulsionDragModel's ~1500-point torque-balance grid each time), so the sweep now covers 16 points across a much wider range in about 24 seconds, versus 12 points in roughly a minute before.</w:t>
+      </w:r>
+    </w:p>
+    <w:p>
+      <w:pPr>
+        <w:pStyle w:val="ListParagraph"/>
+      </w:pPr>
+      <w:r>
+        <w:rPr>
+          <w:b/>
+        </w:rPr>
+        <w:t>27b. A5B's stability-output exposure (from the earlier version) is no longer exercised by this script</w:t>
+      </w:r>
+      <w:r>
+        <w:t xml:space="preserve"> -- A5B.m still exposes params.stability.lastControlSurfaces/lastDerivatives (elevator/aileron/rudder margins, static margin, Cn_beta, Cl_beta) -- a purely additive change from the previous version, left in place since it's harmless and may be useful elsewhere -- but this script no longer calls A5B per candidate (item 27), so those fields no longer vary across the payload sweep or appear in MaxPayloadSweepLog.xlsx.</w:t>
+      </w:r>
+    </w:p>
+    <w:p>
+      <w:pPr>
+        <w:pStyle w:val="ListParagraph"/>
+      </w:pPr>
+      <w:r>
+        <w:rPr>
+          <w:b/>
+        </w:rPr>
+        <w:t>27c. FINDING (now resolved): laps-possible previously rose before falling because the battery was resizing with payload</w:t>
+      </w:r>
+      <w:r>
+        <w:t xml:space="preserve"> -- Under the earlier (incorrect) methodology, laps possible started at 4 (lightest payload tested), rose to 12 around a mid-range payload, then fell to 10 by the sweep's end -- not the monotonic decline A9's own example figure shows. Diagnosis: usable battery energy was scaling up with MTOM (and therefore with payload, since the battery was being resized each candidate), so at very light payloads the FIXED per-segment overhead (warm-up/take-off/climb, which doesn't shrink proportionally) ate a larger share of a smaller energy budget, suppressing laps possible there; at heavier payloads the per-lap energy cost eventually caught up and laps possible fell again, producing the non-monotonic hump. With the battery now held fixed (item 27), usable energy no longer depends on payload at all, so laps possible declines smoothly and monotonically from 13 at the lightest payload tested down toward the 3-lap requirement as payload grows -- matching A9's example shape, and confirming the earlier shape was a methodology artifact, not a real finding.</w:t>
+      </w:r>
+    </w:p>
+    <w:p>
+      <w:pPr>
+        <w:pStyle w:val="ListParagraph"/>
+      </w:pPr>
+      <w:r>
+        <w:rPr>
+          <w:b/>
+        </w:rPr>
+        <w:t>28. RESULT: maximum payload is 1.554 kg, set by ground roll -- not an MTOW artifact</w:t>
+      </w:r>
+      <w:r>
+        <w:t xml:space="preserve"> -- With the corrected sweep methodology (item 27) AND the corrected battery sizing (item 22) both applied, payload at the real MTOW cap (R22, 6 kg) is 1.942 kg. Within that range, ground roll is the first of the six analyzed quantities to actually fail -- it crosses the 25 m RFP limit (R1) at 1.554 kg, before MTOW, stall speed (3.077 kg), or the turn's stall-margined CL (2.929 kg) bind. 1.554 kg of payload is 2 whole payload cubes (520 g each, R14). This is a genuine result driven by a real constraint, in the same spirit as A9's own example figure (where ground roll likewise sets the illustrated maximum payload) -- not an MTOW-cap side effect like an earlier version of this analysis reported. (This number moved from an intermediate value of 1.716 kg once item 22's battery-sizing fix was applied on top of item 27's methodology fix -- the larger, correctly-sized battery leaves less weight budget for payload before MTOW and ground roll both tighten.)</w:t>
+      </w:r>
+    </w:p>
+    <w:p>
+      <w:pPr>
+        <w:pStyle w:val="ListParagraph"/>
+      </w:pPr>
+      <w:r>
+        <w:rPr>
+          <w:b/>
+        </w:rPr>
+        <w:t>28b. Margins on the other constraints at the 1.554 kg maximum payload</w:t>
+      </w:r>
+      <w:r>
+        <w:t xml:space="preserve"> -- Max rate of climb, turn power required, laps possible, peak electrical power, and peak current all still have comfortable margin at 1.554 kg and are not close to binding (each is plotted across the full swept range so the team can see exactly how much margin remains and where each would eventually cross, even past the reported maximum payload). The next-closest constraints are the turn's stall-margined CL (2.929 kg) and stall speed against the landing-speed placeholder (3.077 kg) -- both still well beyond the ground-roll limit, and both plotted with the MTOW cap (1.942 kg) marked separately so the team can see at a glance that the RFP weight cap itself would become binding (rather than ground roll) if ground roll's margin were improved first. If ground roll is relieved (e.g. a shorter required roll distance, more static thrust, or a lower rolling-resistance surface), the next-binding constraint is the MTOW cap itself (R22), at 1.942 kg.</w:t>
       </w:r>
     </w:p>
     <w:p>
@@ -640,6 +668,20 @@
       </w:r>
       <w:r>
         <w:t xml:space="preserve"> -- Surfaced incidentally while testing this A9 work, not part of it: since this session's earlier A8 work, sink_rate changed from 0.5 to 1.0 m/s and gear_track from 0.30 to 0.22 m. Re-running Main.m with the current spreadsheet now gives a hard-landing load factor of 9.47g (up from 3.58g) and an overturn angle of 64.7 degrees, which FAILS the &lt;=63 degree requirement in TailDraggerTakeOff.m's placement-criteria table. If these parameter changes were intentional (e.g. reflecting a real, narrower gear track), the overturn-angle failure needs the team's attention; if they were unintentional, the values are worth double-checking.</w:t>
+      </w:r>
+    </w:p>
+    <w:p>
+      <w:pPr>
+        <w:pStyle w:val="ListParagraph"/>
+      </w:pPr>
+      <w:r>
+        <w:rPr>
+          <w:b/>
+        </w:rPr>
+        <w:t>32. FIXED: VnDiagram.m and VnOperatingEnvelope.m were using a different aircraft weight than the rest of A8 Structures</w:t>
+      </w:r>
+      <w:r>
+        <w:t xml:space="preserve"> -- WingLoads.m, TailLoads.m, FuselageLoads.m, and TailDraggerTakeOff.m all deliberately use a separate 'MassBudget' sheet in SizingParams.xlsx (a component mass-station table, currently summing to 4.05 kg) as their weight source -- an explicit, documented team decision ('Mass table is the source of truth for structural analysis... not the iterated params.performance.MTOW'), kept independent of the iterated sizing result on purpose. VnDiagram.m and VnOperatingEnvelope.m, however, were still reading the iterated params.performance.MTOM/MTOW directly -- inconsistent with their sibling scripts, and the V-n diagram's maneuver speeds (V_A, V_C, V_D) and load factors feed directly into WingLoads.m's and FuselageLoads.m's maneuver-case calculations, which then apply those speeds/factors to THEIR mass-table weight. This gap existed before this session's work but widened once item 22's battery-sizing fix increased the iterated MTOM (4.146 kg to 4.578 kg) without changing the mass-table total at all -- from about 2.4% apart to about 13% apart. Fixed: both scripts now read the same MassBudget sheet sum, the identical pattern their sibling scripts already use (verified: V_A moved from 20.3 to 19.1 m/s once corrected, and FuselageLoads.m's own reported maneuver V_A now exactly matches VnDiagram.m's, which it did not before). Re-ran the full pipeline (A8 Structures through all of A9) to confirm: no new failures (the existing overturn-angle FAIL in item 31 is unchanged and unrelated), and params.performance.MTOM -- which A9 and the rest of the pipeline still correctly use -- was verified unchanged by this fix, confirming it stayed properly scoped to just these two Structures scripts.</w:t>
       </w:r>
     </w:p>
     <w:p>
@@ -1065,7 +1107,7 @@
     <w:link w:val="Heading1Char"/>
     <w:uiPriority w:val="9"/>
     <w:qFormat/>
-    <w:rsid w:val="0091629F"/>
+    <w:rsid w:val="004E68CE"/>
     <w:pPr>
       <w:keepNext/>
       <w:keepLines/>
@@ -1088,7 +1130,7 @@
     <w:semiHidden/>
     <w:unhideWhenUsed/>
     <w:qFormat/>
-    <w:rsid w:val="0091629F"/>
+    <w:rsid w:val="004E68CE"/>
     <w:pPr>
       <w:keepNext/>
       <w:keepLines/>
@@ -1111,7 +1153,7 @@
     <w:semiHidden/>
     <w:unhideWhenUsed/>
     <w:qFormat/>
-    <w:rsid w:val="0091629F"/>
+    <w:rsid w:val="004E68CE"/>
     <w:pPr>
       <w:keepNext/>
       <w:keepLines/>
@@ -1134,7 +1176,7 @@
     <w:semiHidden/>
     <w:unhideWhenUsed/>
     <w:qFormat/>
-    <w:rsid w:val="0091629F"/>
+    <w:rsid w:val="004E68CE"/>
     <w:pPr>
       <w:keepNext/>
       <w:keepLines/>
@@ -1157,7 +1199,7 @@
     <w:semiHidden/>
     <w:unhideWhenUsed/>
     <w:qFormat/>
-    <w:rsid w:val="0091629F"/>
+    <w:rsid w:val="004E68CE"/>
     <w:pPr>
       <w:keepNext/>
       <w:keepLines/>
@@ -1178,7 +1220,7 @@
     <w:semiHidden/>
     <w:unhideWhenUsed/>
     <w:qFormat/>
-    <w:rsid w:val="0091629F"/>
+    <w:rsid w:val="004E68CE"/>
     <w:pPr>
       <w:keepNext/>
       <w:keepLines/>
@@ -1201,7 +1243,7 @@
     <w:semiHidden/>
     <w:unhideWhenUsed/>
     <w:qFormat/>
-    <w:rsid w:val="0091629F"/>
+    <w:rsid w:val="004E68CE"/>
     <w:pPr>
       <w:keepNext/>
       <w:keepLines/>
@@ -1222,7 +1264,7 @@
     <w:semiHidden/>
     <w:unhideWhenUsed/>
     <w:qFormat/>
-    <w:rsid w:val="0091629F"/>
+    <w:rsid w:val="004E68CE"/>
     <w:pPr>
       <w:keepNext/>
       <w:keepLines/>
@@ -1245,7 +1287,7 @@
     <w:semiHidden/>
     <w:unhideWhenUsed/>
     <w:qFormat/>
-    <w:rsid w:val="0091629F"/>
+    <w:rsid w:val="004E68CE"/>
     <w:pPr>
       <w:keepNext/>
       <w:keepLines/>
@@ -1289,7 +1331,7 @@
     <w:basedOn w:val="DefaultParagraphFont"/>
     <w:link w:val="Heading1"/>
     <w:uiPriority w:val="9"/>
-    <w:rsid w:val="0091629F"/>
+    <w:rsid w:val="004E68CE"/>
     <w:rPr>
       <w:rFonts w:asciiTheme="majorHAnsi" w:eastAsiaTheme="majorEastAsia" w:hAnsiTheme="majorHAnsi" w:cstheme="majorBidi"/>
       <w:color w:val="0F4761" w:themeColor="accent1" w:themeShade="BF"/>
@@ -1303,7 +1345,7 @@
     <w:link w:val="Heading2"/>
     <w:uiPriority w:val="9"/>
     <w:semiHidden/>
-    <w:rsid w:val="0091629F"/>
+    <w:rsid w:val="004E68CE"/>
     <w:rPr>
       <w:rFonts w:asciiTheme="majorHAnsi" w:eastAsiaTheme="majorEastAsia" w:hAnsiTheme="majorHAnsi" w:cstheme="majorBidi"/>
       <w:color w:val="0F4761" w:themeColor="accent1" w:themeShade="BF"/>
@@ -1317,7 +1359,7 @@
     <w:link w:val="Heading3"/>
     <w:uiPriority w:val="9"/>
     <w:semiHidden/>
-    <w:rsid w:val="0091629F"/>
+    <w:rsid w:val="004E68CE"/>
     <w:rPr>
       <w:rFonts w:eastAsiaTheme="majorEastAsia" w:cstheme="majorBidi"/>
       <w:color w:val="0F4761" w:themeColor="accent1" w:themeShade="BF"/>
@@ -1331,7 +1373,7 @@
     <w:link w:val="Heading4"/>
     <w:uiPriority w:val="9"/>
     <w:semiHidden/>
-    <w:rsid w:val="0091629F"/>
+    <w:rsid w:val="004E68CE"/>
     <w:rPr>
       <w:rFonts w:eastAsiaTheme="majorEastAsia" w:cstheme="majorBidi"/>
       <w:i/>
@@ -1345,7 +1387,7 @@
     <w:link w:val="Heading5"/>
     <w:uiPriority w:val="9"/>
     <w:semiHidden/>
-    <w:rsid w:val="0091629F"/>
+    <w:rsid w:val="004E68CE"/>
     <w:rPr>
       <w:rFonts w:eastAsiaTheme="majorEastAsia" w:cstheme="majorBidi"/>
       <w:color w:val="0F4761" w:themeColor="accent1" w:themeShade="BF"/>
@@ -1357,7 +1399,7 @@
     <w:link w:val="Heading6"/>
     <w:uiPriority w:val="9"/>
     <w:semiHidden/>
-    <w:rsid w:val="0091629F"/>
+    <w:rsid w:val="004E68CE"/>
     <w:rPr>
       <w:rFonts w:eastAsiaTheme="majorEastAsia" w:cstheme="majorBidi"/>
       <w:i/>
@@ -1371,7 +1413,7 @@
     <w:link w:val="Heading7"/>
     <w:uiPriority w:val="9"/>
     <w:semiHidden/>
-    <w:rsid w:val="0091629F"/>
+    <w:rsid w:val="004E68CE"/>
     <w:rPr>
       <w:rFonts w:eastAsiaTheme="majorEastAsia" w:cstheme="majorBidi"/>
       <w:color w:val="595959" w:themeColor="text1" w:themeTint="A6"/>
@@ -1383,7 +1425,7 @@
     <w:link w:val="Heading8"/>
     <w:uiPriority w:val="9"/>
     <w:semiHidden/>
-    <w:rsid w:val="0091629F"/>
+    <w:rsid w:val="004E68CE"/>
     <w:rPr>
       <w:rFonts w:eastAsiaTheme="majorEastAsia" w:cstheme="majorBidi"/>
       <w:i/>
@@ -1397,7 +1439,7 @@
     <w:link w:val="Heading9"/>
     <w:uiPriority w:val="9"/>
     <w:semiHidden/>
-    <w:rsid w:val="0091629F"/>
+    <w:rsid w:val="004E68CE"/>
     <w:rPr>
       <w:rFonts w:eastAsiaTheme="majorEastAsia" w:cstheme="majorBidi"/>
       <w:color w:val="272727" w:themeColor="text1" w:themeTint="D8"/>
@@ -1410,7 +1452,7 @@
     <w:link w:val="TitleChar"/>
     <w:uiPriority w:val="10"/>
     <w:qFormat/>
-    <w:rsid w:val="0091629F"/>
+    <w:rsid w:val="004E68CE"/>
     <w:pPr>
       <w:spacing w:after="80" w:line="240" w:lineRule="auto"/>
       <w:contextualSpacing/>
@@ -1428,7 +1470,7 @@
     <w:basedOn w:val="DefaultParagraphFont"/>
     <w:link w:val="Title"/>
     <w:uiPriority w:val="10"/>
-    <w:rsid w:val="0091629F"/>
+    <w:rsid w:val="004E68CE"/>
     <w:rPr>
       <w:rFonts w:asciiTheme="majorHAnsi" w:eastAsiaTheme="majorEastAsia" w:hAnsiTheme="majorHAnsi" w:cstheme="majorBidi"/>
       <w:spacing w:val="-10"/>
@@ -1444,7 +1486,7 @@
     <w:link w:val="SubtitleChar"/>
     <w:uiPriority w:val="11"/>
     <w:qFormat/>
-    <w:rsid w:val="0091629F"/>
+    <w:rsid w:val="004E68CE"/>
     <w:pPr>
       <w:numPr>
         <w:ilvl w:val="1"/>
@@ -1463,7 +1505,7 @@
     <w:basedOn w:val="DefaultParagraphFont"/>
     <w:link w:val="Subtitle"/>
     <w:uiPriority w:val="11"/>
-    <w:rsid w:val="0091629F"/>
+    <w:rsid w:val="004E68CE"/>
     <w:rPr>
       <w:rFonts w:eastAsiaTheme="majorEastAsia" w:cstheme="majorBidi"/>
       <w:color w:val="595959" w:themeColor="text1" w:themeTint="A6"/>
@@ -1479,7 +1521,7 @@
     <w:link w:val="QuoteChar"/>
     <w:uiPriority w:val="29"/>
     <w:qFormat/>
-    <w:rsid w:val="0091629F"/>
+    <w:rsid w:val="004E68CE"/>
     <w:pPr>
       <w:spacing w:before="160"/>
       <w:jc w:val="center"/>
@@ -1495,7 +1537,7 @@
     <w:basedOn w:val="DefaultParagraphFont"/>
     <w:link w:val="Quote"/>
     <w:uiPriority w:val="29"/>
-    <w:rsid w:val="0091629F"/>
+    <w:rsid w:val="004E68CE"/>
     <w:rPr>
       <w:i/>
       <w:iCs/>
@@ -1507,7 +1549,7 @@
     <w:basedOn w:val="Normal"/>
     <w:uiPriority w:val="34"/>
     <w:qFormat/>
-    <w:rsid w:val="0091629F"/>
+    <w:rsid w:val="004E68CE"/>
     <w:pPr>
       <w:ind w:left="720"/>
       <w:contextualSpacing/>
@@ -1518,7 +1560,7 @@
     <w:basedOn w:val="DefaultParagraphFont"/>
     <w:uiPriority w:val="21"/>
     <w:qFormat/>
-    <w:rsid w:val="0091629F"/>
+    <w:rsid w:val="004E68CE"/>
     <w:rPr>
       <w:i/>
       <w:iCs/>
@@ -1532,7 +1574,7 @@
     <w:link w:val="IntenseQuoteChar"/>
     <w:uiPriority w:val="30"/>
     <w:qFormat/>
-    <w:rsid w:val="0091629F"/>
+    <w:rsid w:val="004E68CE"/>
     <w:pPr>
       <w:pBdr>
         <w:top w:val="single" w:sz="4" w:space="10" w:color="0F4761" w:themeColor="accent1" w:themeShade="BF"/>
@@ -1553,7 +1595,7 @@
     <w:basedOn w:val="DefaultParagraphFont"/>
     <w:link w:val="IntenseQuote"/>
     <w:uiPriority w:val="30"/>
-    <w:rsid w:val="0091629F"/>
+    <w:rsid w:val="004E68CE"/>
     <w:rPr>
       <w:i/>
       <w:iCs/>
@@ -1565,7 +1607,7 @@
     <w:basedOn w:val="DefaultParagraphFont"/>
     <w:uiPriority w:val="32"/>
     <w:qFormat/>
-    <w:rsid w:val="0091629F"/>
+    <w:rsid w:val="004E68CE"/>
     <w:rPr>
       <w:b/>
       <w:bCs/>
